--- a/deliverables/VIDEO_6_Before_You_Take_An_Internal_Role_FINAL/Recording_Run_of_Show.docx
+++ b/deliverables/VIDEO_6_Before_You_Take_An_Internal_Role_FINAL/Recording_Run_of_Show.docx
@@ -62,13 +62,13 @@
           <w:color w:val="8A6D1E"/>
           <w:sz w:val="20"/>
         </w:rPr>
-        <w:t xml:space="preserve">Orientation  </w:t>
+        <w:t xml:space="preserve">Recording master  </w:t>
       </w:r>
       <w:r>
         <w:rPr>
           <w:sz w:val="21"/>
         </w:rPr>
-        <w:t>HORIZONTAL 16:9, camera-led teaching</w:t>
+        <w:t>V6_Recording_Master_LOCKED_2026-09-09.docx</w:t>
       </w:r>
     </w:p>
     <w:p>
@@ -81,13 +81,32 @@
           <w:color w:val="8A6D1E"/>
           <w:sz w:val="20"/>
         </w:rPr>
-        <w:t xml:space="preserve">Target runtime  </w:t>
+        <w:t xml:space="preserve">Locked  </w:t>
       </w:r>
       <w:r>
         <w:rPr>
           <w:sz w:val="21"/>
         </w:rPr>
-        <w:t>Approximately 11:30 to 12:30 finished. Do not pad to force runtime.</w:t>
+        <w:t>September 9, 2026</w:t>
+      </w:r>
+    </w:p>
+    <w:p>
+      <w:pPr>
+        <w:spacing w:after="80"/>
+      </w:pPr>
+      <w:r>
+        <w:rPr>
+          <w:b/>
+          <w:color w:val="8A6D1E"/>
+          <w:sz w:val="20"/>
+        </w:rPr>
+        <w:t xml:space="preserve">Orientation  </w:t>
+      </w:r>
+      <w:r>
+        <w:rPr>
+          <w:sz w:val="21"/>
+        </w:rPr>
+        <w:t>HORIZONTAL 16:9, camera-led teaching</w:t>
       </w:r>
     </w:p>
     <w:p>
@@ -119,13 +138,13 @@
           <w:color w:val="8A6D1E"/>
           <w:sz w:val="20"/>
         </w:rPr>
-        <w:t xml:space="preserve">Framework  </w:t>
+        <w:t xml:space="preserve">Opening identifier  </w:t>
       </w:r>
       <w:r>
         <w:rPr>
           <w:sz w:val="21"/>
         </w:rPr>
-        <w:t>Three questions: Work, Judgment, Evidence</w:t>
+        <w:t>“You are offered an internal role.”</w:t>
       </w:r>
     </w:p>
     <w:p>
@@ -138,7 +157,26 @@
           <w:color w:val="8A6D1E"/>
           <w:sz w:val="20"/>
         </w:rPr>
-        <w:t xml:space="preserve">CTA  </w:t>
+        <w:t xml:space="preserve">Framework  </w:t>
+      </w:r>
+      <w:r>
+        <w:rPr>
+          <w:sz w:val="21"/>
+        </w:rPr>
+        <w:t>Work, Judgment, Evidence</w:t>
+      </w:r>
+    </w:p>
+    <w:p>
+      <w:pPr>
+        <w:spacing w:after="80"/>
+      </w:pPr>
+      <w:r>
+        <w:rPr>
+          <w:b/>
+          <w:color w:val="8A6D1E"/>
+          <w:sz w:val="20"/>
+        </w:rPr>
+        <w:t xml:space="preserve">Resource  </w:t>
       </w:r>
       <w:r>
         <w:rPr>
@@ -176,6 +214,44 @@
           <w:color w:val="8A6D1E"/>
           <w:sz w:val="20"/>
         </w:rPr>
+        <w:t xml:space="preserve">Spoken words  </w:t>
+      </w:r>
+      <w:r>
+        <w:rPr>
+          <w:sz w:val="21"/>
+        </w:rPr>
+        <w:t>1151</w:t>
+      </w:r>
+    </w:p>
+    <w:p>
+      <w:pPr>
+        <w:spacing w:after="80"/>
+      </w:pPr>
+      <w:r>
+        <w:rPr>
+          <w:b/>
+          <w:color w:val="8A6D1E"/>
+          <w:sz w:val="20"/>
+        </w:rPr>
+        <w:t xml:space="preserve">Speech-only estimate  </w:t>
+      </w:r>
+      <w:r>
+        <w:rPr>
+          <w:sz w:val="21"/>
+        </w:rPr>
+        <w:t>7:56 to 8:51. Estimate, not a measurement.</w:t>
+      </w:r>
+    </w:p>
+    <w:p>
+      <w:pPr>
+        <w:spacing w:after="80"/>
+      </w:pPr>
+      <w:r>
+        <w:rPr>
+          <w:b/>
+          <w:color w:val="8A6D1E"/>
+          <w:sz w:val="20"/>
+        </w:rPr>
         <w:t xml:space="preserve">Export  </w:t>
       </w:r>
       <w:r>
@@ -201,7 +277,7 @@
           <w:color w:val="9B2C10"/>
           <w:sz w:val="21"/>
         </w:rPr>
-        <w:t>The v2.0 Recording Master is the spoken source of truth. Read from Video_6_Before_You_Take_An_Internal_Role_Recording_Master_v2.0_FINAL.docx. Nothing in this run of show replaces a line of it.</w:t>
+        <w:t>The September 9 Recording Master is the spoken source of truth. Read from V6_Recording_Master_LOCKED_2026-09-09.docx. Nothing in this run of show replaces a line of it.</w:t>
       </w:r>
     </w:p>
     <w:p>
@@ -213,33 +289,30 @@
           <w:b w:val="0"/>
           <w:i w:val="0"/>
           <w:color w:val="5A6B82"/>
-          <w:sz w:val="20"/>
+          <w:sz w:val="19"/>
         </w:rPr>
-        <w:t>VIDEO 6 TITLE AND THUMBNAIL CHANGE</w:t>
+        <w:t>RUNTIME: ESTIMATE ONLY, NOT A MEASUREMENT</w:t>
         <w:br/>
         <w:br/>
-        <w:t xml:space="preserve">  Old primary title:    Should I Make an Internal Move? 3 Questions to Decide</w:t>
+        <w:t>The figure below is arithmetic on the locked script's word count at 130 to 145</w:t>
         <w:br/>
-        <w:t xml:space="preserve">  New primary title:    Before You Take an Internal Role, Ask These 3 Questions</w:t>
+        <w:t>words per minute, the band the September 9 roadmap itself uses. It is speech only. It excludes the scripted pauses, the holds</w:t>
+        <w:br/>
+        <w:t>on full-screen graphics, B-roll, and every edit decision.</w:t>
         <w:br/>
         <w:br/>
-        <w:t xml:space="preserve">  Old active thumbnail: YOU MAY NOT NEED TO LEAVE</w:t>
+        <w:t>It is NOT a timed read and it is NOT a finished runtime. The finished runtime</w:t>
         <w:br/>
-        <w:t xml:space="preserve">  New active thumbnail: NEW TITLE, SAME WORK?</w:t>
+        <w:t>does not exist until the export does.</w:t>
         <w:br/>
         <w:br/>
-        <w:t>The old title is retained as an alternate and search phrasing only. It appears</w:t>
+        <w:t>The target printed on the source cover is not a verified finished length</w:t>
         <w:br/>
-        <w:t>in the tag list so the topic still surfaces for people searching that way. It</w:t>
+        <w:t>either. The September 9 scripts are shorter than the earlier drafts. Do not</w:t>
         <w:br/>
-        <w:t>must not be used as the published primary title.</w:t>
+        <w:t>restore deleted material, pad the script, or slow the delivery to reach an</w:t>
         <w:br/>
-        <w:br/>
-        <w:t>The new thumbnail line is the active line. It creates doubt immediately, which</w:t>
-        <w:br/>
-        <w:t>is what the revised opening is built on. The replacement thumbnail artwork does</w:t>
-        <w:br/>
-        <w:t>not exist yet and is not created in this package. See the QA report.</w:t>
+        <w:t>older target.</w:t>
       </w:r>
     </w:p>
     <w:p>
@@ -307,7 +380,7 @@
           <w:i w:val="0"/>
           <w:sz w:val="21"/>
         </w:rPr>
-        <w:t>•  One product route only in this video: Career Decision Evidence Check.</w:t>
+        <w:t>•  One product route in this video: Career Decision Evidence Check.</w:t>
       </w:r>
     </w:p>
     <w:p>
@@ -337,7 +410,7 @@
           <w:color w:val="112345"/>
           <w:sz w:val="26"/>
         </w:rPr>
-        <w:t>An internal move can look safe because the logo does not change.</w:t>
+        <w:t>You are offered an internal role.</w:t>
       </w:r>
     </w:p>
     <w:p>
@@ -351,7 +424,7 @@
           <w:color w:val="112345"/>
           <w:sz w:val="26"/>
         </w:rPr>
-        <w:t>That is exactly why it can fool you.</w:t>
+        <w:t>Same company. Better title. Maybe more visibility. Maybe more money.</w:t>
       </w:r>
     </w:p>
     <w:p>
@@ -367,7 +440,7 @@
           <w:color w:val="112345"/>
           <w:sz w:val="26"/>
         </w:rPr>
-        <w:t>SECTIONS, IN ORDER</w:t>
+        <w:t>SECTIONS, IN THE LOCKED ORDER</w:t>
       </w:r>
     </w:p>
     <w:p>
@@ -380,7 +453,7 @@
           <w:i w:val="0"/>
           <w:sz w:val="21"/>
         </w:rPr>
-        <w:t>•  Hook: an internal move can look safe because the logo does not change.</w:t>
+        <w:t>•  HOOK   (12 spoken paragraphs)</w:t>
       </w:r>
     </w:p>
     <w:p>
@@ -393,7 +466,7 @@
           <w:i w:val="0"/>
           <w:sz w:val="21"/>
         </w:rPr>
-        <w:t>•  Why an internal move can be a real career move.</w:t>
+        <w:t>•  WHY AN INTERNAL MOVE CAN BE A REAL CAREER MOVE   (4 spoken paragraphs)</w:t>
       </w:r>
     </w:p>
     <w:p>
@@ -406,7 +479,7 @@
           <w:i w:val="0"/>
           <w:sz w:val="21"/>
         </w:rPr>
-        <w:t>•  Question 1: will the work change?</w:t>
+        <w:t>•  QUESTION 1: WILL THE WORK CHANGE?   (7 spoken paragraphs)</w:t>
       </w:r>
     </w:p>
     <w:p>
@@ -419,7 +492,7 @@
           <w:i w:val="0"/>
           <w:sz w:val="21"/>
         </w:rPr>
-        <w:t>•  Question 2: will your judgment expand?</w:t>
+        <w:t>•  QUESTION 2: WILL YOUR JUDGMENT EXPAND?   (7 spoken paragraphs)</w:t>
       </w:r>
     </w:p>
     <w:p>
@@ -432,7 +505,7 @@
           <w:i w:val="0"/>
           <w:sz w:val="21"/>
         </w:rPr>
-        <w:t>•  Question 3: will the evidence travel?</w:t>
+        <w:t>•  QUESTION 3: WILL THE EVIDENCE TRAVEL?   (9 spoken paragraphs)</w:t>
       </w:r>
     </w:p>
     <w:p>
@@ -445,7 +518,7 @@
           <w:i w:val="0"/>
           <w:sz w:val="21"/>
         </w:rPr>
-        <w:t>•  Read the three answers.</w:t>
+        <w:t>•  READ THE THREE ANSWERS   (5 spoken paragraphs)</w:t>
       </w:r>
     </w:p>
     <w:p>
@@ -458,7 +531,7 @@
           <w:i w:val="0"/>
           <w:sz w:val="21"/>
         </w:rPr>
-        <w:t>•  What this test cannot solve.</w:t>
+        <w:t>•  WHAT THIS TEST CANNOT SOLVE   (4 spoken paragraphs)</w:t>
       </w:r>
     </w:p>
     <w:p>
@@ -471,7 +544,7 @@
           <w:i w:val="0"/>
           <w:sz w:val="21"/>
         </w:rPr>
-        <w:t>•  One next step and the CTA.</w:t>
+        <w:t>•  ONE NEXT STEP + CTA   (5 spoken paragraphs)</w:t>
       </w:r>
     </w:p>
     <w:p>
@@ -484,7 +557,7 @@
           <w:i w:val="0"/>
           <w:sz w:val="21"/>
         </w:rPr>
-        <w:t>•  Watch Next, then the closing line.</w:t>
+        <w:t>•  WATCH NEXT   (4 spoken paragraphs)</w:t>
       </w:r>
     </w:p>
     <w:p>
@@ -513,7 +586,7 @@
           <w:i w:val="0"/>
           <w:sz w:val="21"/>
         </w:rPr>
-        <w:t>•  Never imply that an internal move is always preferable, safer or easier than an external move. The video compares access to work, not labels.</w:t>
+        <w:t>•  Never imply that all experience transfers. Some will not travel into the next context, and the scripts say so.</w:t>
       </w:r>
     </w:p>
     <w:p>
@@ -526,7 +599,7 @@
           <w:i w:val="0"/>
           <w:sz w:val="21"/>
         </w:rPr>
-        <w:t>•  Never imply that all experience transfers. Internal credibility can be powerful inside one company and almost invisible outside it, and the script says so.</w:t>
+        <w:t>•  Never imply that a stronger explanation erases bias, age discrimination or a weak market.</w:t>
       </w:r>
     </w:p>
     <w:p>
@@ -539,7 +612,7 @@
           <w:i w:val="0"/>
           <w:sz w:val="21"/>
         </w:rPr>
-        <w:t>•  Never imply that a title change, a new manager or a longer task list satisfies any of the three questions by itself.</w:t>
+        <w:t>•  Never imply that framing replaces a missing credential or domain knowledge.</w:t>
       </w:r>
     </w:p>
     <w:p>
@@ -552,7 +625,7 @@
           <w:i w:val="0"/>
           <w:sz w:val="21"/>
         </w:rPr>
-        <w:t>•  Never imply that framing can erase bias, age discrimination, missing credentials, weak labor markets or genuine experience gaps.</w:t>
+        <w:t>•  Never imply that every career move compounds.</w:t>
       </w:r>
     </w:p>
     <w:p>
@@ -565,7 +638,7 @@
           <w:i w:val="0"/>
           <w:sz w:val="21"/>
         </w:rPr>
-        <w:t>•  Keep the constraints in: current-manager control, existing reputation, compensation bands, organizational politics, and whether the company actually contains the work you need.</w:t>
+        <w:t>•  Never imply that a framework replaces decisions about health, safety, family, finances, benefits, immigration status or timing.</w:t>
       </w:r>
     </w:p>
     <w:p>
@@ -578,7 +651,7 @@
           <w:i w:val="0"/>
           <w:sz w:val="21"/>
         </w:rPr>
-        <w:t>•  Keep the real-life clause in. Compensation, family, health, safety, benefits, immigration status, stability, energy and timing can legitimately outweigh the developmental read.</w:t>
+        <w:t>•  Do not invent personal case details. Every personal example is bounded in the master and must stay bounded.</w:t>
       </w:r>
     </w:p>
     <w:p>
@@ -591,7 +664,7 @@
           <w:i w:val="0"/>
           <w:sz w:val="21"/>
         </w:rPr>
-        <w:t>•  Keep the safety line in. Nobody needs a perfect internal-mobility strategy before protecting themselves.</w:t>
+        <w:t>•  Do not suggest keeping confidential, proprietary, customer, employee or employer-owned material. Evidence is your own account of your own work, and the permitted result.</w:t>
       </w:r>
     </w:p>
     <w:p>
@@ -604,7 +677,7 @@
           <w:i w:val="0"/>
           <w:sz w:val="21"/>
         </w:rPr>
-        <w:t>•  Personal proof stays bounded. One career chapter, roughly six months in, scope expanded and people trusted her with work beyond the original box. Do not name or imply the employer, the assignment or the result.</w:t>
+        <w:t>•  Never imply that an internal move is always preferable, safer or easier than an external move.</w:t>
       </w:r>
     </w:p>
     <w:p>
@@ -617,7 +690,20 @@
           <w:i w:val="0"/>
           <w:sz w:val="21"/>
         </w:rPr>
-        <w:t>•  Do not suggest keeping confidential, proprietary, customer, employee or employer-owned material. Portable evidence is your own account of your own work, in language that travels.</w:t>
+        <w:t>•  A title change, a new manager or a longer task list does not satisfy any of the three questions by itself.</w:t>
+      </w:r>
+    </w:p>
+    <w:p>
+      <w:pPr>
+        <w:spacing w:before="0" w:after="100"/>
+      </w:pPr>
+      <w:r>
+        <w:rPr>
+          <w:b w:val="0"/>
+          <w:i w:val="0"/>
+          <w:sz w:val="21"/>
+        </w:rPr>
+        <w:t>•  Zero or one yes does not make a move wrong. Keep the script's MAY BE movement without much growth. Do not strengthen it into a verdict.</w:t>
       </w:r>
     </w:p>
     <w:p>
@@ -665,20 +751,7 @@
           <w:i w:val="0"/>
           <w:sz w:val="21"/>
         </w:rPr>
-        <w:t>•  The one next step, with all three sentences.</w:t>
-      </w:r>
-    </w:p>
-    <w:p>
-      <w:pPr>
-        <w:spacing w:before="0" w:after="100"/>
-      </w:pPr>
-      <w:r>
-        <w:rPr>
-          <w:b w:val="0"/>
-          <w:i w:val="0"/>
-          <w:sz w:val="21"/>
-        </w:rPr>
-        <w:t>•  The full CTA naming the Career Decision Evidence Check.</w:t>
+        <w:t>•  The full spoken CTA.</w:t>
       </w:r>
     </w:p>
     <w:p>
@@ -704,7 +777,7 @@
           <w:i w:val="0"/>
           <w:sz w:val="21"/>
         </w:rPr>
-        <w:t>•  The closing line, which is the last thing in the video.</w:t>
+        <w:t>•  Every closing line, to the last word of the script.</w:t>
       </w:r>
     </w:p>
     <w:p>
@@ -717,7 +790,7 @@
           <w:i w:val="0"/>
           <w:sz w:val="21"/>
         </w:rPr>
-        <w:t>•  Three seconds of silence held on camera, then stop moving. Anything after the last word is dead footage and the editor has been told to cut it.</w:t>
+        <w:t>•  Three seconds of silence held on camera, then stop moving.</w:t>
       </w:r>
     </w:p>
     <w:p>
@@ -731,7 +804,21 @@
           <w:color w:val="112345"/>
           <w:sz w:val="24"/>
         </w:rPr>
-        <w:t>The closing line, exactly: You may not need to leave. But the work does need to change.</w:t>
+        <w:t>The final spoken line, exactly: You may not need to leave. But the work does need to change.</w:t>
+      </w:r>
+    </w:p>
+    <w:p>
+      <w:pPr>
+        <w:spacing w:before="0" w:after="160"/>
+      </w:pPr>
+      <w:r>
+        <w:rPr>
+          <w:b w:val="0"/>
+          <w:i w:val="0"/>
+          <w:color w:val="9B2C10"/>
+          <w:sz w:val="20"/>
+        </w:rPr>
+        <w:t>If any closing speech is missing from the recording, that is a real pickup. It cannot be invented, synthesized or restored in the edit.</w:t>
       </w:r>
     </w:p>
     <w:p>
@@ -766,116 +853,54 @@
           <w:color w:val="112345"/>
           <w:sz w:val="26"/>
         </w:rPr>
-        <w:t>VISUAL GRAMMAR</w:t>
+        <w:t>STANDING RIVERSIDE INSTRUCTIONS</w:t>
       </w:r>
     </w:p>
     <w:p>
       <w:pPr>
-        <w:spacing w:after="80"/>
-      </w:pPr>
-      <w:r>
-        <w:rPr>
-          <w:b/>
-          <w:color w:val="8A6D1E"/>
-          <w:sz w:val="20"/>
-        </w:rPr>
-        <w:t xml:space="preserve">SHORT SINGLE-LINE CALLOUT  </w:t>
-      </w:r>
-      <w:r>
-        <w:rPr>
-          <w:sz w:val="21"/>
-        </w:rPr>
-        <w:t>May appear over Temidayo on camera.</w:t>
-      </w:r>
-    </w:p>
-    <w:p>
-      <w:pPr>
-        <w:spacing w:after="80"/>
-      </w:pPr>
-      <w:r>
-        <w:rPr>
-          <w:b/>
-          <w:color w:val="8A6D1E"/>
-          <w:sz w:val="20"/>
-        </w:rPr>
-        <w:t xml:space="preserve">FRAMEWORK, COMPARISON, DECISION PATH, NUMBERED STRUCTURE, SUMMARY  </w:t>
-      </w:r>
-      <w:r>
-        <w:rPr>
-          <w:sz w:val="21"/>
-        </w:rPr>
-        <w:t>TRUE FULL-SCREEN motion graphic.</w:t>
-      </w:r>
-    </w:p>
-    <w:p>
-      <w:pPr>
-        <w:spacing w:after="80"/>
-      </w:pPr>
-      <w:r>
-        <w:rPr>
-          <w:b/>
-          <w:color w:val="8A6D1E"/>
-          <w:sz w:val="20"/>
-        </w:rPr>
-        <w:t xml:space="preserve">MEANINGFUL B-ROLL  </w:t>
-      </w:r>
-      <w:r>
-        <w:rPr>
-          <w:sz w:val="21"/>
-        </w:rPr>
-        <w:t>TRUE FULL-SCREEN visual break.</w:t>
-      </w:r>
-    </w:p>
-    <w:p>
-      <w:pPr>
-        <w:spacing w:after="80"/>
-      </w:pPr>
-      <w:r>
-        <w:rPr>
-          <w:b/>
-          <w:color w:val="8A6D1E"/>
-          <w:sz w:val="20"/>
-        </w:rPr>
-        <w:t xml:space="preserve">CTA  </w:t>
-      </w:r>
-      <w:r>
-        <w:rPr>
-          <w:sz w:val="21"/>
-        </w:rPr>
-        <w:t>TRUE FULL SCREEN.</w:t>
-      </w:r>
-    </w:p>
-    <w:p>
-      <w:pPr>
-        <w:spacing w:after="80"/>
-      </w:pPr>
-      <w:r>
-        <w:rPr>
-          <w:b/>
-          <w:color w:val="8A6D1E"/>
-          <w:sz w:val="20"/>
-        </w:rPr>
-        <w:t xml:space="preserve">WATCH NEXT  </w:t>
-      </w:r>
-      <w:r>
-        <w:rPr>
-          <w:sz w:val="21"/>
-        </w:rPr>
-        <w:t>TRUE FULL SCREEN, final visual, no return to camera after it.</w:t>
-      </w:r>
-    </w:p>
-    <w:p>
-      <w:pPr>
-        <w:spacing w:before="160" w:after="160"/>
+        <w:spacing w:before="0" w:after="160"/>
       </w:pPr>
       <w:r>
         <w:rPr>
           <w:b w:val="0"/>
           <w:i w:val="0"/>
           <w:color w:val="5A6B82"/>
-          <w:sz w:val="20"/>
+          <w:sz w:val="19"/>
         </w:rPr>
-        <w:t>TRUE FULL SCREEN means all of the following:</w:t>
+        <w:t>CAMERA-LED FORMAT</w:t>
+        <w:br/>
+        <w:br/>
+        <w:t>Use 16:9 and export at least 1920 x 1080.</w:t>
+        <w:br/>
+        <w:br/>
+        <w:t>Preserve meaning, thoughtful delivery and natural skin tone. Do not</w:t>
+        <w:br/>
+        <w:t>over-shorten the teaching. Do not apply a beauty-filter look. Restrained</w:t>
+        <w:br/>
+        <w:t>exposure, white balance, contrast, clarity, mild sharpening and mild noise</w:t>
+        <w:br/>
+        <w:t>reduction only.</w:t>
+      </w:r>
+    </w:p>
+    <w:p>
+      <w:pPr>
+        <w:spacing w:before="0" w:after="160"/>
+      </w:pPr>
+      <w:r>
+        <w:rPr>
+          <w:b w:val="0"/>
+          <w:i w:val="0"/>
+          <w:color w:val="5A6B82"/>
+          <w:sz w:val="19"/>
+        </w:rPr>
+        <w:t>TRUE FULL-SCREEN GRAPHICS</w:t>
+        <w:br/>
+        <w:br/>
+        <w:t>Hide the camera visually during every substantive framework, comparison,</w:t>
+        <w:br/>
+        <w:t>multi-point question, CTA and Watch Next scene. That means all of the</w:t>
+        <w:br/>
+        <w:t>following:</w:t>
         <w:br/>
         <w:br/>
         <w:t xml:space="preserve">  - the visual occupies the ENTIRE 16:9 canvas</w:t>
@@ -888,9 +913,15 @@
         <w:br/>
         <w:t xml:space="preserve">  - the visual is its own scene, not an overlay</w:t>
         <w:br/>
-        <w:t xml:space="preserve">  - her spoken audio continues underneath</w:t>
+        <w:t xml:space="preserve">  - her voice continues underneath</w:t>
         <w:br/>
         <w:t xml:space="preserve">  - then cut cleanly back to her</w:t>
+        <w:br/>
+        <w:br/>
+        <w:t>Substantive B-roll also fills the entire frame, on the same rule.</w:t>
+        <w:br/>
+        <w:br/>
+        <w:t>Short single-line callouts may sit over camera. Nothing else may.</w:t>
         <w:br/>
         <w:br/>
         <w:t>The instruction to give Co-Creator is not "make the graphic full screen." It is:</w:t>
@@ -898,26 +929,7 @@
         <w:br/>
         <w:t xml:space="preserve">  "HIDE / REMOVE THE CAMERA VISUALLY DURING THIS SCENE. The motion graphic or</w:t>
         <w:br/>
-        <w:t xml:space="preserve">   B-roll must be the only visual filling the entire 16:9 canvas."</w:t>
-        <w:br/>
-        <w:br/>
-        <w:t>This applies to substantive B-roll exactly as it applies to graphics.</w:t>
-      </w:r>
-    </w:p>
-    <w:p>
-      <w:pPr>
-        <w:spacing w:before="320" w:after="120"/>
-        <w:keepNext w:val="1"/>
-        <w:keepLines w:val="1"/>
-      </w:pPr>
-      <w:r>
-        <w:rPr>
-          <w:b/>
-          <w:i w:val="0"/>
-          <w:color w:val="112345"/>
-          <w:sz w:val="26"/>
-        </w:rPr>
-        <w:t>MOBILE LEGIBILITY</w:t>
+        <w:t xml:space="preserve">   B-roll must be the only visual filling the entire 16:9 canvas." </w:t>
       </w:r>
     </w:p>
     <w:p>
@@ -929,74 +941,33 @@
           <w:b w:val="0"/>
           <w:i w:val="0"/>
           <w:color w:val="5A6B82"/>
-          <w:sz w:val="20"/>
+          <w:sz w:val="19"/>
         </w:rPr>
-        <w:t>MOBILE LEGIBILITY IS A HARD REQUIREMENT</w:t>
+        <w:t>MOBILE CLARITY</w:t>
         <w:br/>
         <w:br/>
-        <w:t>Every substantive full-screen graphic has to be understood on a normal phone,</w:t>
+        <w:t>Use large, bold typography, short phrases, high contrast, and one dominant idea</w:t>
         <w:br/>
-        <w:t>held at arm's length, in about one to two seconds.</w:t>
+        <w:t>per reveal.</w:t>
         <w:br/>
         <w:br/>
-        <w:t>Use:</w:t>
+        <w:t>The main point should register quickly. But detailed comparisons need adequate</w:t>
         <w:br/>
-        <w:t xml:space="preserve">  - very large, bold typography</w:t>
+        <w:t>reading time. Do not force all the information into a one- or two-second</w:t>
         <w:br/>
-        <w:t xml:space="preserve">  - high contrast</w:t>
-        <w:br/>
-        <w:t xml:space="preserve">  - very short support copy</w:t>
-        <w:br/>
-        <w:t xml:space="preserve">  - one dominant idea per visual state</w:t>
-        <w:br/>
-        <w:t xml:space="preserve">  - sequential reveals</w:t>
+        <w:t>display, and do not shrink a comparison so that it fits a shorter hold.</w:t>
         <w:br/>
         <w:br/>
-        <w:t>Avoid:</w:t>
-        <w:br/>
-        <w:t xml:space="preserve">  - tiny labels</w:t>
-        <w:br/>
-        <w:t xml:space="preserve">  - dense grids and four-box layouts</w:t>
-        <w:br/>
-        <w:t xml:space="preserve">  - long paragraphs</w:t>
-        <w:br/>
-        <w:t xml:space="preserve">  - important text in a footer position</w:t>
-        <w:br/>
-        <w:t xml:space="preserve">  - several small boxes each holding a full sentence</w:t>
-        <w:br/>
-        <w:t xml:space="preserve">  - elegant desktop layouts that stop working at phone size</w:t>
+        <w:t>Do not rely on tiny labels or footer text.</w:t>
         <w:br/>
         <w:br/>
-        <w:t>Where a framework holds several ideas, reveal them one at a time rather than</w:t>
+        <w:t>Check actual normal-phone-size previews rather than declaring success from font</w:t>
         <w:br/>
-        <w:t>showing all of them small at once. Every reveal order below is written to that</w:t>
+        <w:t>size alone. The reference assets in this package were checked that way: each</w:t>
         <w:br/>
-        <w:t>rule.</w:t>
+        <w:t>frame was rendered at 1920 x 1080, downscaled to 390 points wide, and read at</w:t>
         <w:br/>
-        <w:br/>
-        <w:t>If something is elegant on desktop but hard to read on a phone, simplify it</w:t>
-        <w:br/>
-        <w:t>rather than shrinking it. Two frames beat one crowded frame. The reference</w:t>
-        <w:br/>
-        <w:t>assets in this package were checked by rendering them, downscaling to 390</w:t>
-        <w:br/>
-        <w:t>points wide, and reading them at that size.</w:t>
-      </w:r>
-    </w:p>
-    <w:p>
-      <w:pPr>
-        <w:spacing w:before="320" w:after="120"/>
-        <w:keepNext w:val="1"/>
-        <w:keepLines w:val="1"/>
-      </w:pPr>
-      <w:r>
-        <w:rPr>
-          <w:b/>
-          <w:i w:val="0"/>
-          <w:color w:val="112345"/>
-          <w:sz w:val="26"/>
-        </w:rPr>
-        <w:t>CAPTIONS</w:t>
+        <w:t>that size.</w:t>
       </w:r>
     </w:p>
     <w:p>
@@ -1008,41 +979,33 @@
           <w:b w:val="0"/>
           <w:i w:val="0"/>
           <w:color w:val="5A6B82"/>
-          <w:sz w:val="20"/>
+          <w:sz w:val="19"/>
         </w:rPr>
-        <w:t>CAPTIONS</w:t>
+        <w:t>ZOOM-INS AND ZOOM-OUTS ON TEMIDAYO</w:t>
         <w:br/>
         <w:br/>
-        <w:t>Suppress, simplify, hide or reposition captions during:</w:t>
+        <w:t>Use gentle push-ins on important insights, tension points and reframes. Use</w:t>
         <w:br/>
-        <w:t xml:space="preserve">  - full-screen motion graphics</w:t>
+        <w:t>occasional pull-backs, or a return to the base composition, to reset the</w:t>
         <w:br/>
-        <w:t xml:space="preserve">  - substantive B-roll</w:t>
-        <w:br/>
-        <w:t xml:space="preserve">  - the CTA</w:t>
-        <w:br/>
-        <w:t xml:space="preserve">  - Watch Next</w:t>
+        <w:t>framing.</w:t>
         <w:br/>
         <w:br/>
-        <w:t>Captions must never compete with designed text. The words on the graphic are</w:t>
+        <w:t>Plan approximately 3 to 5 deliberate camera-emphasis beats across the ENTIRE</w:t>
         <w:br/>
-        <w:t>the message; a caption bar over them is a defect, not a preference.</w:t>
-      </w:r>
-    </w:p>
-    <w:p>
-      <w:pPr>
-        <w:spacing w:before="320" w:after="120"/>
-        <w:keepNext w:val="1"/>
-        <w:keepLines w:val="1"/>
-      </w:pPr>
-      <w:r>
-        <w:rPr>
-          <w:b/>
-          <w:i w:val="0"/>
-          <w:color w:val="112345"/>
-          <w:sz w:val="26"/>
-        </w:rPr>
-        <w:t>SUBSCRIBE CUE</w:t>
+        <w:t>long-form video. That is the whole budget. It is not three to five punch-ins</w:t>
+        <w:br/>
+        <w:t>plus a separate quota of zooms.</w:t>
+        <w:br/>
+        <w:br/>
+        <w:t>Keep the motion smooth, minimal and intentional. Preserve comfortable headroom</w:t>
+        <w:br/>
+        <w:t>and source image quality.</w:t>
+        <w:br/>
+        <w:br/>
+        <w:t>No aggressive zooms. No constant pulsing. No camera movement visible behind</w:t>
+        <w:br/>
+        <w:t>full-screen graphics.</w:t>
       </w:r>
     </w:p>
     <w:p>
@@ -1054,42 +1017,26 @@
           <w:b w:val="0"/>
           <w:i w:val="0"/>
           <w:color w:val="5A6B82"/>
-          <w:sz w:val="20"/>
+          <w:sz w:val="19"/>
         </w:rPr>
-        <w:t>SUBSCRIBE CUE</w:t>
+        <w:t>SOUND AND MUSIC</w:t>
         <w:br/>
         <w:br/>
-        <w:t>One restrained visual cue, and it is a visual only. It adds no spoken dialogue</w:t>
+        <w:t>Plan approximately 4 to 7 restrained sound accents in total across the whole</w:t>
         <w:br/>
-        <w:t>and the recording script is not modified for it.</w:t>
+        <w:t>video, INCLUDING the Subscribe cue. That is the whole budget. Do not allocate</w:t>
+        <w:br/>
+        <w:t>four to seven sounds to every section, and not one per caption or per cut.</w:t>
         <w:br/>
         <w:br/>
-        <w:t xml:space="preserve">  - place it after the three questions have been named and the first one has landed</w:t>
+        <w:t>Use them on selected entrances, transitions or payoffs. Keep the voice</w:t>
         <w:br/>
-        <w:t xml:space="preserve">  - about one second</w:t>
-        <w:br/>
-        <w:t xml:space="preserve">  - premium, small, and easy to miss if you are not looking for it</w:t>
-        <w:br/>
-        <w:t xml:space="preserve">  - a subtle fade, slide or gentle scale, with a quiet click or a soft pop</w:t>
+        <w:t>dominant, sound effects quieter than speech, and music subtle.</w:t>
         <w:br/>
         <w:br/>
-        <w:t>Never in the opening. Never a loud or cartoonish YouTube animation.</w:t>
-      </w:r>
-    </w:p>
-    <w:p>
-      <w:pPr>
-        <w:spacing w:before="320" w:after="120"/>
-        <w:keepNext w:val="1"/>
-        <w:keepLines w:val="1"/>
-      </w:pPr>
-      <w:r>
-        <w:rPr>
-          <w:b/>
-          <w:i w:val="0"/>
-          <w:color w:val="112345"/>
-          <w:sz w:val="26"/>
-        </w:rPr>
-        <w:t>SOUND</w:t>
+        <w:t>Never invent music-license information. Add a music credit only when the real</w:t>
+        <w:br/>
+        <w:t>track and license from the finished project are known.</w:t>
       </w:r>
     </w:p>
     <w:p>
@@ -1101,34 +1048,193 @@
           <w:b w:val="0"/>
           <w:i w:val="0"/>
           <w:color w:val="5A6B82"/>
-          <w:sz w:val="20"/>
+          <w:sz w:val="19"/>
         </w:rPr>
-        <w:t>SOUND DESIGN</w:t>
+        <w:t>MEANINGFUL B-ROLL</w:t>
         <w:br/>
         <w:br/>
-        <w:t>Four to seven restrained accents across the video. Not one per caption and not</w:t>
+        <w:t>Use approximately 2 to 4 meaningful full-screen moments where they are useful.</w:t>
         <w:br/>
-        <w:t>one per cut. Every accent sits clearly under Temidayo's voice.</w:t>
+        <w:t>This is a guide, not a quota. If a shot does not add meaning, use a motion</w:t>
+        <w:br/>
+        <w:t>graphic or stay on camera.</w:t>
         <w:br/>
         <w:br/>
-        <w:t>Reserve them for:</w:t>
+        <w:t>Avoid generic handshakes, fake boardrooms, meaningless typing, cliche resume</w:t>
         <w:br/>
-        <w:t xml:space="preserve">  - the hero framework entering</w:t>
+        <w:t>footage, AI-looking people, and invented private documents presented as</w:t>
         <w:br/>
-        <w:t xml:space="preserve">  - a major comparison</w:t>
-        <w:br/>
-        <w:t xml:space="preserve">  - a numbered reveal</w:t>
-        <w:br/>
-        <w:t xml:space="preserve">  - an important distinction</w:t>
-        <w:br/>
-        <w:t xml:space="preserve">  - the Subscribe cue</w:t>
-        <w:br/>
-        <w:t xml:space="preserve">  - the CTA entrance</w:t>
-        <w:br/>
-        <w:t xml:space="preserve">  - the Watch Next handoff</w:t>
+        <w:t>authentic.</w:t>
         <w:br/>
         <w:br/>
-        <w:t>Palette: soft whoosh, subtle click, gentle pop, restrained impact, clean sweep.</w:t>
+        <w:t>Where a designed illustration could be mistaken for a real document or event,</w:t>
+        <w:br/>
+        <w:t>label it as an illustration.</w:t>
+      </w:r>
+    </w:p>
+    <w:p>
+      <w:pPr>
+        <w:spacing w:before="0" w:after="160"/>
+      </w:pPr>
+      <w:r>
+        <w:rPr>
+          <w:b w:val="0"/>
+          <w:i w:val="0"/>
+          <w:color w:val="5A6B82"/>
+          <w:sz w:val="19"/>
+        </w:rPr>
+        <w:t>CAPTIONS AND SUBTITLE FILES</w:t>
+        <w:br/>
+        <w:br/>
+        <w:t>Suppress competing designed or burned-in captions during major graphics,</w:t>
+        <w:br/>
+        <w:t>substantive B-roll, the CTA and Watch Next. Captions must never compete with</w:t>
+        <w:br/>
+        <w:t>designed text.</w:t>
+        <w:br/>
+        <w:br/>
+        <w:t>A separately delivered subtitle transcript must still include the COMPLETE</w:t>
+        <w:br/>
+        <w:t>spoken content. Do not delete spoken words from the transcript merely because a</w:t>
+        <w:br/>
+        <w:t>graphic replaces the camera on screen.</w:t>
+      </w:r>
+    </w:p>
+    <w:p>
+      <w:pPr>
+        <w:spacing w:before="0" w:after="160"/>
+      </w:pPr>
+      <w:r>
+        <w:rPr>
+          <w:b w:val="0"/>
+          <w:i w:val="0"/>
+          <w:color w:val="5A6B82"/>
+          <w:sz w:val="19"/>
+        </w:rPr>
+        <w:t>ENDING</w:t>
+        <w:br/>
+        <w:br/>
+        <w:t>Preserve the complete recorded CTA, the Watch Next handoff and the final spoken</w:t>
+        <w:br/>
+        <w:t>line.</w:t>
+        <w:br/>
+        <w:br/>
+        <w:t>Watch Next is the final visual, with a clear area for the clickable video</w:t>
+        <w:br/>
+        <w:t>element. No camera return and no extra outro afterward.</w:t>
+        <w:br/>
+        <w:br/>
+        <w:t>Remove unused waiting footage, but preserve the intentional final-card hold and</w:t>
+        <w:br/>
+        <w:t>a natural one- to two-second music fade where appropriate. Do not blindly cut</w:t>
+        <w:br/>
+        <w:t>at the last word if that destroys the planned ending.</w:t>
+        <w:br/>
+        <w:br/>
+        <w:t>If required closing speech was not recorded, flag a real pickup. Do not invent</w:t>
+        <w:br/>
+        <w:t>or synthesize it.</w:t>
+      </w:r>
+    </w:p>
+    <w:p>
+      <w:pPr>
+        <w:spacing w:before="0" w:after="160"/>
+      </w:pPr>
+      <w:r>
+        <w:rPr>
+          <w:b w:val="0"/>
+          <w:i w:val="0"/>
+          <w:color w:val="5A6B82"/>
+          <w:sz w:val="19"/>
+        </w:rPr>
+        <w:t>TIMING FOLLOWS THE ACTUAL FOOTAGE</w:t>
+        <w:br/>
+        <w:br/>
+        <w:t>Actual footage controls edit timing. The approved script controls intended</w:t>
+        <w:br/>
+        <w:t>meaning.</w:t>
+        <w:br/>
+        <w:br/>
+        <w:t>If recorded speech differs materially from the master, flag the mismatch. Do</w:t>
+        <w:br/>
+        <w:t>not claim that unrecorded words can be restored.</w:t>
+        <w:br/>
+        <w:br/>
+        <w:t>Do not build YouTube chapters from the script. Build them from the finished</w:t>
+        <w:br/>
+        <w:t>export.</w:t>
+      </w:r>
+    </w:p>
+    <w:p>
+      <w:pPr>
+        <w:spacing w:before="0" w:after="160"/>
+      </w:pPr>
+      <w:r>
+        <w:rPr>
+          <w:b w:val="0"/>
+          <w:i w:val="0"/>
+          <w:color w:val="5A6B82"/>
+          <w:sz w:val="19"/>
+        </w:rPr>
+        <w:t>IF A CAPABILITY IS UNAVAILABLE</w:t>
+        <w:br/>
+        <w:br/>
+        <w:t>If any instruction here cannot be executed in Co-Creator as written, say which</w:t>
+        <w:br/>
+        <w:t>one and name the specific fallback or manual step. Do not report an instruction</w:t>
+        <w:br/>
+        <w:t>as applied when it was not.</w:t>
+        <w:br/>
+        <w:br/>
+        <w:t>Known fallbacks:</w:t>
+        <w:br/>
+        <w:t xml:space="preserve">  - If a reveal state cannot be animated separately, hold the built reference</w:t>
+        <w:br/>
+        <w:t xml:space="preserve">    frame longer rather than shrinking the type to fit a shorter hold.</w:t>
+        <w:br/>
+        <w:t xml:space="preserve">  - If the camera cannot be hidden for a scene, cut to the reference PNG full</w:t>
+        <w:br/>
+        <w:t xml:space="preserve">    frame for the hold rather than placing the graphic over the footage.</w:t>
+        <w:br/>
+        <w:t xml:space="preserve">  - If captions cannot be suppressed per scene, move them clear of the designed</w:t>
+        <w:br/>
+        <w:t xml:space="preserve">    text rather than letting them overlap it.</w:t>
+      </w:r>
+    </w:p>
+    <w:p>
+      <w:pPr>
+        <w:spacing w:before="0" w:after="160"/>
+      </w:pPr>
+      <w:r>
+        <w:rPr>
+          <w:b w:val="0"/>
+          <w:i w:val="0"/>
+          <w:color w:val="5A6B82"/>
+          <w:sz w:val="19"/>
+        </w:rPr>
+        <w:t>ONE VISUAL SUBSCRIBE CUE</w:t>
+        <w:br/>
+        <w:br/>
+        <w:t>Add one brief, readable visual Subscribe cue after Question 1, once meaningful value has been</w:t>
+        <w:br/>
+        <w:t>delivered.</w:t>
+        <w:br/>
+        <w:br/>
+        <w:t>This is a visual only. It is NOT new spoken dialogue and the recording script</w:t>
+        <w:br/>
+        <w:t>is not modified for it.</w:t>
+        <w:br/>
+        <w:br/>
+        <w:t xml:space="preserve">  - about one second</w:t>
+        <w:br/>
+        <w:t xml:space="preserve">  - premium, small and restrained</w:t>
+        <w:br/>
+        <w:t xml:space="preserve">  - a subtle fade, slide or gentle scale, with a quiet click or soft pop</w:t>
+        <w:br/>
+        <w:br/>
+        <w:t>Do not interrupt the speech. Do not cover important text. Do not create another</w:t>
+        <w:br/>
+        <w:t>closing CTA sequence. It counts inside the 4 to 7 sound budget.</w:t>
       </w:r>
     </w:p>
     <w:p>
@@ -1183,7 +1289,7 @@
           <w:i w:val="0"/>
           <w:sz w:val="21"/>
         </w:rPr>
-        <w:t>•  Build final YouTube chapters from the actual export, not these script sections.</w:t>
+        <w:t>•  Build final YouTube chapters from the actual export, not script section estimates.</w:t>
       </w:r>
     </w:p>
     <w:p>

--- a/deliverables/VIDEO_6_Before_You_Take_An_Internal_Role_FINAL/Recording_Run_of_Show.docx
+++ b/deliverables/VIDEO_6_Before_You_Take_An_Internal_Role_FINAL/Recording_Run_of_Show.docx
@@ -313,6 +313,15 @@
         <w:t>restore deleted material, pad the script, or slow the delivery to reach an</w:t>
         <w:br/>
         <w:t>older target.</w:t>
+        <w:br/>
+        <w:br/>
+        <w:t>A full-screen graphic or a B-roll shot running underneath continuing narration</w:t>
+        <w:br/>
+        <w:t>does not add separate runtime. It occupies time the speech already occupies.</w:t>
+        <w:br/>
+        <w:t>Only a deliberate silent hold adds length, and those are the scripted pauses</w:t>
+        <w:br/>
+        <w:t>and the closing hold, which are already accounted for.</w:t>
       </w:r>
     </w:p>
     <w:p>
@@ -918,6 +927,16 @@
         <w:t xml:space="preserve">  - then cut cleanly back to her</w:t>
         <w:br/>
         <w:br/>
+        <w:t>RETURN-TO-CAMERA EXCEPTION</w:t>
+        <w:br/>
+        <w:br/>
+        <w:t>Return to camera only where the scene map calls for it. This instruction never</w:t>
+        <w:br/>
+        <w:t>applies to Watch Next. Watch Next is the final visual, continues through the</w:t>
+        <w:br/>
+        <w:t>final spoken line and intentional closing hold, and has no camera return.</w:t>
+        <w:br/>
+        <w:br/>
         <w:t>Substantive B-roll also fills the entire frame, on the same rule.</w:t>
         <w:br/>
         <w:br/>
@@ -1032,6 +1051,23 @@
         <w:t>Use them on selected entrances, transitions or payoffs. Keep the voice</w:t>
         <w:br/>
         <w:t>dominant, sound effects quieter than speech, and music subtle.</w:t>
+        <w:br/>
+        <w:br/>
+        <w:t>SOUND CUES ARE SELECTIVE, NOT CUMULATIVE</w:t>
+        <w:br/>
+        <w:br/>
+        <w:t>Scene notes that suggest an accent per item, per question, per column, per step</w:t>
+        <w:br/>
+        <w:t>or per word are OPTIONAL SOUND CANDIDATES, not instructions to execute. Do not</w:t>
+        <w:br/>
+        <w:t>play every suggested scene-level accent automatically. Choose the few most</w:t>
+        <w:br/>
+        <w:t>meaningful moments across the whole video and leave the others silent.</w:t>
+        <w:br/>
+        <w:br/>
+        <w:t>Adding up the per-scene suggestions would exceed the budget on its own. The</w:t>
+        <w:br/>
+        <w:t>budget wins.</w:t>
         <w:br/>
         <w:br/>
         <w:t>Never invent music-license information. Add a music credit only when the real</w:t>
